--- a/template_examen.docx
+++ b/template_examen.docx
@@ -38,7 +38,7 @@
           <w:szCs w:val="28"/>
           <w:lang w:eastAsia="es-ES"/>
         </w:rPr>
-        <w:t>FINAL</w:t>
+        <w:t>EXTRAORDINARIO</w:t>
       </w:r>
       <w:r>
         <w:rPr>
@@ -102,29 +102,7 @@
           <w:color w:val="008FD1"/>
           <w:lang w:eastAsia="es-ES"/>
         </w:rPr>
-        <w:t xml:space="preserve">Base de Datos </w:t>
-      </w:r>
-      <w:r>
-        <w:rPr>
-          <w:rFonts w:ascii="Arial" w:eastAsia="Times New Roman" w:hAnsi="Arial" w:cs="Arial"/>
-          <w:b/>
-          <w:bCs/>
-          <w:smallCaps/>
-          <w:color w:val="008FD1"/>
-          <w:lang w:eastAsia="es-ES"/>
-        </w:rPr>
-        <w:t>I</w:t>
-      </w:r>
-      <w:r>
-        <w:rPr>
-          <w:rFonts w:ascii="Arial" w:eastAsia="Times New Roman" w:hAnsi="Arial" w:cs="Arial"/>
-          <w:b/>
-          <w:bCs/>
-          <w:smallCaps/>
-          <w:color w:val="008FD1"/>
-          <w:lang w:eastAsia="es-ES"/>
-        </w:rPr>
-        <w:t>I</w:t>
+        <w:t>Base de Datos II</w:t>
       </w:r>
     </w:p>
     <w:p>
@@ -609,7 +587,10 @@
                               <w:pStyle w:val="Header"/>
                             </w:pPr>
                             <w:r>
-                              <w:t>Examen Final</w:t>
+                              <w:t xml:space="preserve">Examen </w:t>
+                            </w:r>
+                            <w:r>
+                              <w:t>Extraordinario</w:t>
                             </w:r>
                           </w:p>
                         </w:txbxContent>
@@ -680,7 +661,10 @@
                         <w:pStyle w:val="Header"/>
                       </w:pPr>
                       <w:r>
-                        <w:t>Examen Final</w:t>
+                        <w:t xml:space="preserve">Examen </w:t>
+                      </w:r>
+                      <w:r>
+                        <w:t>Extraordinario</w:t>
                       </w:r>
                     </w:p>
                   </w:txbxContent>
